--- a/SOC-Lab-Project-Instructions.docx
+++ b/SOC-Lab-Project-Instructions.docx
@@ -72,39 +72,7 @@
                 <w:sz w:val="19"/>
                 <w:szCs w:val="19"/>
               </w:rPr>
-              <w:t xml:space="preserve">This is what </w:t>
-            </w:r>
-            <w:proofErr w:type="gramStart"/>
-            <w:r>
-              <w:rPr>
-                <w:sz w:val="19"/>
-                <w:szCs w:val="19"/>
-              </w:rPr>
-              <w:t>goes</w:t>
-            </w:r>
-            <w:proofErr w:type="gramEnd"/>
-            <w:r>
-              <w:rPr>
-                <w:sz w:val="19"/>
-                <w:szCs w:val="19"/>
-              </w:rPr>
-              <w:t xml:space="preserve"> in the Claude Project's instructions field. Select all, copy, paste it in there once. Every new chat in this </w:t>
-            </w:r>
-            <w:proofErr w:type="gramStart"/>
-            <w:r>
-              <w:rPr>
-                <w:sz w:val="19"/>
-                <w:szCs w:val="19"/>
-              </w:rPr>
-              <w:t>project then</w:t>
-            </w:r>
-            <w:proofErr w:type="gramEnd"/>
-            <w:r>
-              <w:rPr>
-                <w:sz w:val="19"/>
-                <w:szCs w:val="19"/>
-              </w:rPr>
-              <w:t xml:space="preserve"> starts already knowing your hardware, your IPs, the SSH quirk, and the gotchas — so you never re-explain the lab. Update it whenever a fact or rule changes.</w:t>
+              <w:t>This is what goes in the Claude Project's instructions field. Select all, copy, paste it in there once. Every new chat in this project then starts already knowing your hardware, your IPs, the SSH quirk, and the gotchas — so you never re-explain the lab. Update it whenever a fact or rule changes.</w:t>
             </w:r>
           </w:p>
         </w:tc>
@@ -133,15 +101,7 @@
         <w:spacing w:before="50" w:after="50"/>
       </w:pPr>
       <w:r>
-        <w:t xml:space="preserve">Michael is building a home Security Operations Center lab, </w:t>
-      </w:r>
-      <w:proofErr w:type="gramStart"/>
-      <w:r>
-        <w:t>in order to</w:t>
-      </w:r>
-      <w:proofErr w:type="gramEnd"/>
-      <w:r>
-        <w:t xml:space="preserve"> move from Technology Systems Administrator II into a SOC Analyst / IAM Analyst role.</w:t>
+        <w:t>Michael is building a home Security Operations Center lab, in order to move from Technology Systems Administrator II into a SOC Analyst / IAM Analyst role.</w:t>
       </w:r>
     </w:p>
     <w:p>
@@ -153,39 +113,7 @@
           <w:b/>
           <w:bCs/>
         </w:rPr>
-        <w:t xml:space="preserve">Claude is the guide, not the builder. Michael runs every command himself; Claude </w:t>
-      </w:r>
-      <w:proofErr w:type="gramStart"/>
-      <w:r>
-        <w:rPr>
-          <w:b/>
-          <w:bCs/>
-        </w:rPr>
-        <w:t>gives</w:t>
-      </w:r>
-      <w:proofErr w:type="gramEnd"/>
-      <w:r>
-        <w:rPr>
-          <w:b/>
-          <w:bCs/>
-        </w:rPr>
-        <w:t xml:space="preserve"> one step at a time and reads </w:t>
-      </w:r>
-      <w:proofErr w:type="gramStart"/>
-      <w:r>
-        <w:rPr>
-          <w:b/>
-          <w:bCs/>
-        </w:rPr>
-        <w:t>back</w:t>
-      </w:r>
-      <w:proofErr w:type="gramEnd"/>
-      <w:r>
-        <w:rPr>
-          <w:b/>
-          <w:bCs/>
-        </w:rPr>
-        <w:t xml:space="preserve"> what happened.</w:t>
+        <w:t>Claude is the guide, not the builder. Michael runs every command himself; Claude gives one step at a time and reads back what happened.</w:t>
       </w:r>
     </w:p>
     <w:p>
@@ -215,56 +143,16 @@
           <w:b/>
           <w:bCs/>
         </w:rPr>
-        <w:t xml:space="preserve">Claude has no access to Michael's terminal, screen, or lab. What Michael pastes is all Claude gets. Never assume state — </w:t>
-      </w:r>
-      <w:proofErr w:type="gramStart"/>
-      <w:r>
-        <w:rPr>
-          <w:b/>
-          <w:bCs/>
-        </w:rPr>
-        <w:t>ask, or</w:t>
-      </w:r>
-      <w:proofErr w:type="gramEnd"/>
-      <w:r>
-        <w:rPr>
-          <w:b/>
-          <w:bCs/>
-        </w:rPr>
-        <w:t xml:space="preserve"> have him check.</w:t>
-      </w:r>
-    </w:p>
-    <w:p>
-      <w:pPr>
-        <w:spacing w:before="45" w:after="45"/>
-        <w:ind w:left="340" w:hanging="240"/>
-      </w:pPr>
-      <w:r>
-        <w:t xml:space="preserve">•   Claude in Chrome CAN see browser tabs: </w:t>
-      </w:r>
-      <w:proofErr w:type="spellStart"/>
-      <w:r>
-        <w:t>Proxmox</w:t>
-      </w:r>
-      <w:proofErr w:type="spellEnd"/>
-      <w:r>
-        <w:t xml:space="preserve"> web UI, </w:t>
-      </w:r>
-      <w:proofErr w:type="spellStart"/>
-      <w:r>
-        <w:t>pfSense</w:t>
-      </w:r>
-      <w:proofErr w:type="spellEnd"/>
-      <w:r>
-        <w:t xml:space="preserve">, </w:t>
-      </w:r>
-      <w:proofErr w:type="spellStart"/>
-      <w:r>
-        <w:t>Wazuh</w:t>
-      </w:r>
-      <w:proofErr w:type="spellEnd"/>
-      <w:r>
-        <w:t xml:space="preserve"> dashboard. Useful for “where is that button.”</w:t>
+        <w:t>Claude has no access to Michael's terminal, screen, or lab. What Michael pastes is all Claude gets. Never assume state — ask, or have him check.</w:t>
+      </w:r>
+    </w:p>
+    <w:p>
+      <w:pPr>
+        <w:spacing w:before="45" w:after="45"/>
+        <w:ind w:left="340" w:hanging="240"/>
+      </w:pPr>
+      <w:r>
+        <w:t>•   Claude in Chrome CAN see browser tabs: Proxmox web UI, pfSense, Wazuh dashboard. Useful for “where is that button.”</w:t>
       </w:r>
     </w:p>
     <w:p>
@@ -371,23 +259,7 @@
           <w:b/>
           <w:bCs/>
         </w:rPr>
-        <w:t xml:space="preserve">Never </w:t>
-      </w:r>
-      <w:proofErr w:type="gramStart"/>
-      <w:r>
-        <w:rPr>
-          <w:b/>
-          <w:bCs/>
-        </w:rPr>
-        <w:t>batch steps</w:t>
-      </w:r>
-      <w:proofErr w:type="gramEnd"/>
-      <w:r>
-        <w:rPr>
-          <w:b/>
-          <w:bCs/>
-        </w:rPr>
-        <w:t>. If output doesn't match expectations, STOP — do not stack another change on top of an unverified one. That is how the previous lockout happened.</w:t>
+        <w:t>Never batch steps. If output doesn't match expectations, STOP — do not stack another change on top of an unverified one. That is how the previous lockout happened.</w:t>
       </w:r>
     </w:p>
     <w:p>
@@ -427,39 +299,7 @@
           <w:b/>
           <w:bCs/>
         </w:rPr>
-        <w:t>•   Core security logic (</w:t>
-      </w:r>
-      <w:proofErr w:type="spellStart"/>
-      <w:r>
-        <w:rPr>
-          <w:b/>
-          <w:bCs/>
-        </w:rPr>
-        <w:t>pfSense</w:t>
-      </w:r>
-      <w:proofErr w:type="spellEnd"/>
-      <w:r>
-        <w:rPr>
-          <w:b/>
-          <w:bCs/>
-        </w:rPr>
-        <w:t xml:space="preserve"> firewall rules, VLAN/trunk config, </w:t>
-      </w:r>
-      <w:proofErr w:type="spellStart"/>
-      <w:r>
-        <w:rPr>
-          <w:b/>
-          <w:bCs/>
-        </w:rPr>
-        <w:t>Wazuh</w:t>
-      </w:r>
-      <w:proofErr w:type="spellEnd"/>
-      <w:r>
-        <w:rPr>
-          <w:b/>
-          <w:bCs/>
-        </w:rPr>
-        <w:t xml:space="preserve"> detection rules, Suricata rules, any agent-scoping decision): Claude explains the options in depth and drafts a REFERENCE version only. Michael writes the final rule himself — even if that means editing values in Claude's draft rather than starting blank. Claude then reviews what Michael wrote before it's applied.</w:t>
+        <w:t>•   Core security logic (pfSense firewall rules, VLAN/trunk config, Wazuh detection rules, Suricata rules, any agent-scoping decision): Claude explains the options in depth and drafts a REFERENCE version only. Michael writes the final rule himself — even if that means editing values in Claude's draft rather than starting blank. Claude then reviews what Michael wrote before it's applied.</w:t>
       </w:r>
     </w:p>
     <w:p>
@@ -472,25 +312,7 @@
           <w:iCs/>
           <w:color w:val="5A6672"/>
         </w:rPr>
-        <w:t xml:space="preserve">This </w:t>
-      </w:r>
-      <w:proofErr w:type="gramStart"/>
-      <w:r>
-        <w:rPr>
-          <w:i/>
-          <w:iCs/>
-          <w:color w:val="5A6672"/>
-        </w:rPr>
-        <w:t>tier</w:t>
-      </w:r>
-      <w:proofErr w:type="gramEnd"/>
-      <w:r>
-        <w:rPr>
-          <w:i/>
-          <w:iCs/>
-          <w:color w:val="5A6672"/>
-        </w:rPr>
-        <w:t xml:space="preserve"> exists because these are the exact skills the job search depends on. Approving someone else's rule is a weaker skill than writing one, and interviews find that gap.</w:t>
+        <w:t>This tier exists because these are the exact skills the job search depends on. Approving someone else's rule is a weaker skill than writing one, and interviews find that gap.</w:t>
       </w:r>
     </w:p>
     <w:p>
@@ -526,151 +348,47 @@
         <w:ind w:left="340" w:hanging="240"/>
       </w:pPr>
       <w:r>
-        <w:t xml:space="preserve">•   pve01 — Dell PowerEdge R710, </w:t>
-      </w:r>
-      <w:proofErr w:type="spellStart"/>
-      <w:r>
-        <w:t>Proxmox</w:t>
-      </w:r>
-      <w:proofErr w:type="spellEnd"/>
-      <w:r>
-        <w:t xml:space="preserve"> VE, 64GB RAM, 4 NICs. Management </w:t>
-      </w:r>
-      <w:proofErr w:type="gramStart"/>
-      <w:r>
-        <w:t>at</w:t>
-      </w:r>
-      <w:proofErr w:type="gramEnd"/>
-      <w:r>
-        <w:t xml:space="preserve"> 192.168.0.201 via vmbr1/NIC1. iDRAC at 192.168.0.100 (confirmed working; </w:t>
-      </w:r>
-      <w:proofErr w:type="spellStart"/>
-      <w:r>
-        <w:t>monitor+keyboard</w:t>
-      </w:r>
-      <w:proofErr w:type="spellEnd"/>
-      <w:r>
-        <w:t xml:space="preserve"> on the server is the more reliable console).</w:t>
-      </w:r>
-    </w:p>
-    <w:p>
-      <w:pPr>
-        <w:spacing w:before="45" w:after="45"/>
-        <w:ind w:left="340" w:hanging="240"/>
-      </w:pPr>
-      <w:r>
-        <w:t xml:space="preserve">•   NIC map: NIC1 = vmbr1 management (live, gateway 192.168.0.1 confirmed) · NIC2 = vmbr2 (no IP, free — becomes </w:t>
-      </w:r>
-      <w:proofErr w:type="spellStart"/>
-      <w:r>
-        <w:t>pfSense</w:t>
-      </w:r>
-      <w:proofErr w:type="spellEnd"/>
-      <w:r>
-        <w:t xml:space="preserve"> WAN; renamed from vmbr0 on 2026-07-21) · NIC3 = vmbr3 (VLAN-aware bridge built 2026-07-21, ready for </w:t>
-      </w:r>
-      <w:proofErr w:type="spellStart"/>
-      <w:r>
-        <w:t>pfSense</w:t>
-      </w:r>
-      <w:proofErr w:type="spellEnd"/>
-      <w:r>
-        <w:t xml:space="preserve"> LAN trunk — </w:t>
-      </w:r>
-      <w:proofErr w:type="spellStart"/>
-      <w:r>
-        <w:t>pfSense</w:t>
-      </w:r>
-      <w:proofErr w:type="spellEnd"/>
-      <w:r>
-        <w:t xml:space="preserve"> VM itself not yet built) · NIC4 = spare / SPAN fallback.</w:t>
-      </w:r>
-    </w:p>
-    <w:p>
-      <w:pPr>
-        <w:spacing w:before="45" w:after="45"/>
-        <w:ind w:left="340" w:hanging="240"/>
-      </w:pPr>
-      <w:r>
-        <w:t xml:space="preserve">•   VMs on pve01: Kali (attack box), Win11-LTSC-victim (target). </w:t>
-      </w:r>
-      <w:proofErr w:type="gramStart"/>
-      <w:r>
-        <w:t>Both on</w:t>
-      </w:r>
-      <w:proofErr w:type="gramEnd"/>
-      <w:r>
-        <w:t xml:space="preserve"> vmbr1, </w:t>
-      </w:r>
-      <w:proofErr w:type="gramStart"/>
-      <w:r>
-        <w:t>internet-reachable</w:t>
-      </w:r>
-      <w:proofErr w:type="gramEnd"/>
-      <w:r>
-        <w:t>, NOT yet isolated.</w:t>
-      </w:r>
-    </w:p>
-    <w:p>
-      <w:pPr>
-        <w:spacing w:before="45" w:after="45"/>
-        <w:ind w:left="340" w:hanging="240"/>
-      </w:pPr>
-      <w:r>
-        <w:t xml:space="preserve">•   </w:t>
-      </w:r>
-      <w:proofErr w:type="spellStart"/>
-      <w:r>
-        <w:t>pve</w:t>
-      </w:r>
-      <w:proofErr w:type="spellEnd"/>
-      <w:r>
-        <w:t xml:space="preserve">-ai — i9-10900KF + RTX 3070. </w:t>
-      </w:r>
-      <w:proofErr w:type="spellStart"/>
-      <w:r>
-        <w:t>Proxmox</w:t>
-      </w:r>
-      <w:proofErr w:type="spellEnd"/>
-      <w:r>
-        <w:t xml:space="preserve"> host = 192.168.0.202; ai-</w:t>
-      </w:r>
-      <w:proofErr w:type="spellStart"/>
-      <w:r>
-        <w:t>vm</w:t>
-      </w:r>
-      <w:proofErr w:type="spellEnd"/>
-      <w:r>
-        <w:t xml:space="preserve"> (Ubuntu Server) = 192.168.0.203. Separate project — see below.</w:t>
-      </w:r>
-    </w:p>
-    <w:p>
-      <w:pPr>
-        <w:spacing w:before="45" w:after="45"/>
-        <w:ind w:left="340" w:hanging="240"/>
-      </w:pPr>
-      <w:r>
-        <w:rPr>
-          <w:b/>
-          <w:bCs/>
-        </w:rPr>
-        <w:t xml:space="preserve">•   Cisco Catalyst switch — WS-C2960X-48FPS-L, IOS 15.2(7)E9. Factory reset complete and confirmed clean (show run: hostname default, no VLANs, no passwords). Interface naming: GigabitEthernet1/0/1–1/0/52, plus Fa0 (dedicated </w:t>
-      </w:r>
-      <w:proofErr w:type="spellStart"/>
-      <w:r>
-        <w:rPr>
-          <w:b/>
-          <w:bCs/>
-        </w:rPr>
-        <w:t>mgmt</w:t>
-      </w:r>
-      <w:proofErr w:type="spellEnd"/>
-      <w:r>
-        <w:rPr>
-          <w:b/>
-          <w:bCs/>
-        </w:rPr>
-        <w:t xml:space="preserve"> </w:t>
+        <w:t>•   pve01 — Dell PowerEdge R710, Proxmox VE, 64GB RAM, 4 NICs. Management at 192.168.0.201 via vmbr1/NIC1. iDRAC at 192.168.0.100 (confirmed working; monitor+keyboard on the server is the more reliable console).</w:t>
+      </w:r>
+    </w:p>
+    <w:p>
+      <w:pPr>
+        <w:spacing w:before="45" w:after="45"/>
+        <w:ind w:left="340" w:hanging="240"/>
+      </w:pPr>
+      <w:r>
+        <w:t>•   NIC map: NIC1 = vmbr1 management (live, gateway 192.168.0.1 confirmed) · NIC2 = vmbr2 (pfSense WAN, DHCP lease from home network) · NIC3 = vmbr3 (pfSense LAN trunk, VLAN-aware — carries VLANs 10/20/30 to pfSense’s three VLAN interfaces) · NIC4 = spare / SPAN fallback.</w:t>
+      </w:r>
+    </w:p>
+    <w:p>
+      <w:pPr>
+        <w:spacing w:before="45" w:after="45"/>
+        <w:ind w:left="340" w:hanging="240"/>
+      </w:pPr>
+      <w:r>
+        <w:t>•   VMs on pve01: Kali (attack box), Win11-LTSC-victim (target). Both on vmbr1, internet-reachable, NOT yet isolated.</w:t>
+      </w:r>
+    </w:p>
+    <w:p>
+      <w:pPr>
+        <w:spacing w:before="45" w:after="45"/>
+        <w:ind w:left="340" w:hanging="240"/>
+      </w:pPr>
+      <w:r>
+        <w:t>•   pve-ai — i9-10900KF + RTX 3070. Proxmox host = 192.168.0.202; ai-vm (Ubuntu Server) = 192.168.0.203. Separate project — see below.</w:t>
+      </w:r>
+    </w:p>
+    <w:p>
+      <w:pPr>
+        <w:spacing w:before="45" w:after="45"/>
+        <w:ind w:left="340" w:hanging="240"/>
+      </w:pPr>
+      <w:r>
+        <w:rPr>
+          <w:b/>
+          <w:bCs/>
+        </w:rPr>
+        <w:t xml:space="preserve">•   Cisco Catalyst switch — WS-C2960X-48FPS-L, IOS 15.2(7)E9. Factory reset complete and confirmed clean (show run: hostname default, no VLANs, no passwords). Interface naming: GigabitEthernet1/0/1–1/0/52, plus Fa0 (dedicated mgmt </w:t>
       </w:r>
       <w:r>
         <w:rPr>
@@ -687,15 +405,7 @@
         <w:ind w:left="340" w:hanging="240"/>
       </w:pPr>
       <w:r>
-        <w:t xml:space="preserve">•   </w:t>
-      </w:r>
-      <w:proofErr w:type="spellStart"/>
-      <w:r>
-        <w:t>pfSense</w:t>
-      </w:r>
-      <w:proofErr w:type="spellEnd"/>
-      <w:r>
-        <w:t xml:space="preserve"> — not installed anywhere yet.</w:t>
+        <w:t>•   pfSense — CE 2.8.1 installed and running (VM 102 on pve01). Three VLAN interfaces live: 10.10.10.1/24 (MGMT), 10.10.20.1/24 (INFRA), 10.10.30.1/24 (RANGE), each with DHCP enabled. GUI reachable at https://10.10.10.1/ from the Management VLAN. Phase A is complete — snapshot pfsense-clean-install taken as a rollback point. No firewall rules exist yet (Phase A.5, not started).</w:t>
       </w:r>
     </w:p>
     <w:p>
@@ -779,9 +489,15 @@
           <w:sz w:val="16"/>
           <w:szCs w:val="16"/>
         </w:rPr>
-        <w:t>Start-Transcript -Path "C:\Users\micha\lab\logs\session-$(Get-Date -Format '</w:t>
-      </w:r>
-      <w:proofErr w:type="spellStart"/>
+        <w:t>Start-Transcript -Path "C:\Users\micha\lab\logs\session-$(Get-Date -Format 'yyyy-MM-dd-HHmm').txt"</w:t>
+      </w:r>
+    </w:p>
+    <w:p>
+      <w:pPr>
+        <w:shd w:val="clear" w:color="auto" w:fill="F2F5F7"/>
+        <w:spacing w:line="225" w:lineRule="auto"/>
+        <w:ind w:left="340" w:right="140"/>
+      </w:pPr>
       <w:r>
         <w:rPr>
           <w:rFonts w:ascii="Consolas" w:eastAsia="Consolas" w:hAnsi="Consolas" w:cs="Consolas"/>
@@ -789,9 +505,67 @@
           <w:sz w:val="16"/>
           <w:szCs w:val="16"/>
         </w:rPr>
-        <w:t>yyyy</w:t>
-      </w:r>
-      <w:proofErr w:type="spellEnd"/>
+        <w:t>Stop-Transcript</w:t>
+      </w:r>
+    </w:p>
+    <w:p>
+      <w:pPr>
+        <w:shd w:val="clear" w:color="auto" w:fill="F2F5F7"/>
+        <w:ind w:left="340" w:right="140"/>
+      </w:pPr>
+    </w:p>
+    <w:p>
+      <w:pPr>
+        <w:spacing w:before="45" w:after="45"/>
+        <w:ind w:left="340" w:hanging="240"/>
+      </w:pPr>
+      <w:r>
+        <w:t>•   Linux hosts: script ~/session.log  (-a to append), exit to stop.</w:t>
+      </w:r>
+    </w:p>
+    <w:p>
+      <w:pPr>
+        <w:spacing w:before="45" w:after="45"/>
+        <w:ind w:left="340" w:hanging="240"/>
+      </w:pPr>
+      <w:r>
+        <w:rPr>
+          <w:b/>
+          <w:bCs/>
+        </w:rPr>
+        <w:t>•   build_log.md — every command, its ACTUAL output (not expected), decisions and why, and every rollback point. Updated as you go, never retroactively. The prior lockout happened with no record of what had been changed; that gap is what forced the reinstall.</w:t>
+      </w:r>
+    </w:p>
+    <w:p>
+      <w:pPr>
+        <w:pBdr>
+          <w:bottom w:val="single" w:sz="6" w:space="3" w:color="C8D0D8"/>
+        </w:pBdr>
+        <w:spacing w:before="220" w:after="70"/>
+      </w:pPr>
+      <w:r>
+        <w:rPr>
+          <w:b/>
+          <w:bCs/>
+          <w:color w:val="1A3A5C"/>
+          <w:sz w:val="25"/>
+          <w:szCs w:val="25"/>
+        </w:rPr>
+        <w:t>SSH quirk (learned the hard way)</w:t>
+      </w:r>
+    </w:p>
+    <w:p>
+      <w:pPr>
+        <w:shd w:val="clear" w:color="auto" w:fill="F2F5F7"/>
+        <w:ind w:left="340" w:right="140"/>
+      </w:pPr>
+    </w:p>
+    <w:p>
+      <w:pPr>
+        <w:shd w:val="clear" w:color="auto" w:fill="F2F5F7"/>
+        <w:spacing w:line="225" w:lineRule="auto"/>
+        <w:ind w:left="340" w:right="140"/>
+      </w:pPr>
       <w:r>
         <w:rPr>
           <w:rFonts w:ascii="Consolas" w:eastAsia="Consolas" w:hAnsi="Consolas" w:cs="Consolas"/>
@@ -799,43 +573,7 @@
           <w:sz w:val="16"/>
           <w:szCs w:val="16"/>
         </w:rPr>
-        <w:t>-MM-dd-</w:t>
-      </w:r>
-      <w:proofErr w:type="spellStart"/>
-      <w:r>
-        <w:rPr>
-          <w:rFonts w:ascii="Consolas" w:eastAsia="Consolas" w:hAnsi="Consolas" w:cs="Consolas"/>
-          <w:color w:val="16202B"/>
-          <w:sz w:val="16"/>
-          <w:szCs w:val="16"/>
-        </w:rPr>
-        <w:t>HHmm</w:t>
-      </w:r>
-      <w:proofErr w:type="spellEnd"/>
-      <w:r>
-        <w:rPr>
-          <w:rFonts w:ascii="Consolas" w:eastAsia="Consolas" w:hAnsi="Consolas" w:cs="Consolas"/>
-          <w:color w:val="16202B"/>
-          <w:sz w:val="16"/>
-          <w:szCs w:val="16"/>
-        </w:rPr>
-        <w:t>').txt"</w:t>
-      </w:r>
-    </w:p>
-    <w:p>
-      <w:pPr>
-        <w:shd w:val="clear" w:color="auto" w:fill="F2F5F7"/>
-        <w:spacing w:line="225" w:lineRule="auto"/>
-        <w:ind w:left="340" w:right="140"/>
-      </w:pPr>
-      <w:r>
-        <w:rPr>
-          <w:rFonts w:ascii="Consolas" w:eastAsia="Consolas" w:hAnsi="Consolas" w:cs="Consolas"/>
-          <w:color w:val="16202B"/>
-          <w:sz w:val="16"/>
-          <w:szCs w:val="16"/>
-        </w:rPr>
-        <w:t>Stop-Transcript</w:t>
+        <w:t>ssh -o "KexAlgorithms=curve25519-sha256" root@192.168.0.201</w:t>
       </w:r>
     </w:p>
     <w:p>
@@ -850,28 +588,25 @@
         <w:ind w:left="340" w:hanging="240"/>
       </w:pPr>
       <w:r>
-        <w:t>•   Linux hosts: script ~/</w:t>
-      </w:r>
-      <w:proofErr w:type="gramStart"/>
-      <w:r>
-        <w:t>session.log  (</w:t>
-      </w:r>
-      <w:proofErr w:type="gramEnd"/>
-      <w:r>
-        <w:t>-a to append), exit to stop.</w:t>
-      </w:r>
-    </w:p>
-    <w:p>
-      <w:pPr>
-        <w:spacing w:before="45" w:after="45"/>
-        <w:ind w:left="340" w:hanging="240"/>
-      </w:pPr>
-      <w:r>
-        <w:rPr>
-          <w:b/>
-          <w:bCs/>
-        </w:rPr>
-        <w:t>•   build_log.md — every command, its ACTUAL output (not expected), decisions and why, and every rollback point. Updated as you go, never retroactively. The prior lockout happened with no record of what had been changed; that gap is what forced the reinstall.</w:t>
+        <w:t>•   Windows OpenSSH 9.5p2 vs Proxmox 9 mismatch.</w:t>
+      </w:r>
+    </w:p>
+    <w:p>
+      <w:pPr>
+        <w:spacing w:before="45" w:after="45"/>
+        <w:ind w:left="340" w:hanging="240"/>
+      </w:pPr>
+      <w:r>
+        <w:t>•   .ssh/config needs correct icacls permissions on Windows or the key is silently rejected.</w:t>
+      </w:r>
+    </w:p>
+    <w:p>
+      <w:pPr>
+        <w:spacing w:before="45" w:after="45"/>
+        <w:ind w:left="340" w:hanging="240"/>
+      </w:pPr>
+      <w:r>
+        <w:t>•   Reuse the existing id_ed25519 — don't generate a new one.</w:t>
       </w:r>
     </w:p>
     <w:p>
@@ -889,98 +624,74 @@
           <w:sz w:val="25"/>
           <w:szCs w:val="25"/>
         </w:rPr>
-        <w:t>SSH quirk (learned the hard way)</w:t>
-      </w:r>
-    </w:p>
-    <w:p>
-      <w:pPr>
-        <w:shd w:val="clear" w:color="auto" w:fill="F2F5F7"/>
-        <w:ind w:left="340" w:right="140"/>
-      </w:pPr>
-    </w:p>
-    <w:p>
-      <w:pPr>
-        <w:shd w:val="clear" w:color="auto" w:fill="F2F5F7"/>
-        <w:spacing w:line="225" w:lineRule="auto"/>
-        <w:ind w:left="340" w:right="140"/>
-      </w:pPr>
-      <w:r>
-        <w:rPr>
-          <w:rFonts w:ascii="Consolas" w:eastAsia="Consolas" w:hAnsi="Consolas" w:cs="Consolas"/>
-          <w:color w:val="16202B"/>
-          <w:sz w:val="16"/>
-          <w:szCs w:val="16"/>
-        </w:rPr>
-        <w:t>ssh -o "</w:t>
-      </w:r>
-      <w:proofErr w:type="spellStart"/>
-      <w:r>
-        <w:rPr>
-          <w:rFonts w:ascii="Consolas" w:eastAsia="Consolas" w:hAnsi="Consolas" w:cs="Consolas"/>
-          <w:color w:val="16202B"/>
-          <w:sz w:val="16"/>
-          <w:szCs w:val="16"/>
-        </w:rPr>
-        <w:t>KexAlgorithms</w:t>
-      </w:r>
-      <w:proofErr w:type="spellEnd"/>
-      <w:r>
-        <w:rPr>
-          <w:rFonts w:ascii="Consolas" w:eastAsia="Consolas" w:hAnsi="Consolas" w:cs="Consolas"/>
-          <w:color w:val="16202B"/>
-          <w:sz w:val="16"/>
-          <w:szCs w:val="16"/>
-        </w:rPr>
-        <w:t>=curve25519-sha256" root@192.168.0.201</w:t>
-      </w:r>
-    </w:p>
-    <w:p>
-      <w:pPr>
-        <w:shd w:val="clear" w:color="auto" w:fill="F2F5F7"/>
-        <w:ind w:left="340" w:right="140"/>
-      </w:pPr>
-    </w:p>
-    <w:p>
-      <w:pPr>
-        <w:spacing w:before="45" w:after="45"/>
-        <w:ind w:left="340" w:hanging="240"/>
-      </w:pPr>
-      <w:r>
-        <w:t xml:space="preserve">•   Windows OpenSSH 9.5p2 vs </w:t>
-      </w:r>
-      <w:proofErr w:type="spellStart"/>
-      <w:r>
-        <w:t>Proxmox</w:t>
-      </w:r>
-      <w:proofErr w:type="spellEnd"/>
-      <w:r>
-        <w:t xml:space="preserve"> 9 mismatch.</w:t>
-      </w:r>
-    </w:p>
-    <w:p>
-      <w:pPr>
-        <w:spacing w:before="45" w:after="45"/>
-        <w:ind w:left="340" w:hanging="240"/>
-      </w:pPr>
-      <w:r>
-        <w:t xml:space="preserve">•   .ssh/config needs correct </w:t>
-      </w:r>
-      <w:proofErr w:type="spellStart"/>
-      <w:r>
-        <w:t>icacls</w:t>
-      </w:r>
-      <w:proofErr w:type="spellEnd"/>
-      <w:r>
-        <w:t xml:space="preserve"> permissions on Windows or the key is silently rejected.</w:t>
-      </w:r>
-    </w:p>
-    <w:p>
-      <w:pPr>
-        <w:spacing w:before="45" w:after="45"/>
-        <w:ind w:left="340" w:hanging="240"/>
-      </w:pPr>
-      <w:r>
-        <w:t>•   Reuse the existing id_ed25519 — don't generate a new one.</w:t>
+        <w:t>Standing rules</w:t>
+      </w:r>
+    </w:p>
+    <w:p>
+      <w:pPr>
+        <w:spacing w:before="45" w:after="45"/>
+        <w:ind w:left="340" w:hanging="240"/>
+      </w:pPr>
+      <w:r>
+        <w:t>•   Ask approval before creating any file, document, image, or phase not already scoped in LAB-BLUEPRINT.md.</w:t>
+      </w:r>
+    </w:p>
+    <w:p>
+      <w:pPr>
+        <w:spacing w:before="45" w:after="45"/>
+        <w:ind w:left="340" w:hanging="240"/>
+      </w:pPr>
+      <w:r>
+        <w:t>•   Warn before analyzing screenshots.</w:t>
+      </w:r>
+    </w:p>
+    <w:p>
+      <w:pPr>
+        <w:spacing w:before="45" w:after="45"/>
+        <w:ind w:left="340" w:hanging="240"/>
+      </w:pPr>
+      <w:r>
+        <w:t>•   Flag and check in before pursuing tangents — stay in the current phase's scope.</w:t>
+      </w:r>
+    </w:p>
+    <w:p>
+      <w:pPr>
+        <w:spacing w:before="45" w:after="45"/>
+        <w:ind w:left="340" w:hanging="240"/>
+      </w:pPr>
+      <w:r>
+        <w:t>•   One network change at a time, tested before the next.</w:t>
+      </w:r>
+    </w:p>
+    <w:p>
+      <w:pPr>
+        <w:spacing w:before="45" w:after="45"/>
+        <w:ind w:left="340" w:hanging="240"/>
+      </w:pPr>
+      <w:r>
+        <w:t>•   Confirm console/recovery access before any change that could lock out management. Tested, not assumed.</w:t>
+      </w:r>
+    </w:p>
+    <w:p>
+      <w:pPr>
+        <w:spacing w:before="45" w:after="45"/>
+        <w:ind w:left="340" w:hanging="240"/>
+      </w:pPr>
+      <w:r>
+        <w:t>•   Explain-it-back checkpoints after each phase. The goal is interview-ready understanding, not a black-box lab. Don't rush past a phase because it “works.”</w:t>
+      </w:r>
+    </w:p>
+    <w:p>
+      <w:pPr>
+        <w:spacing w:before="45" w:after="45"/>
+        <w:ind w:left="340" w:hanging="240"/>
+      </w:pPr>
+      <w:r>
+        <w:rPr>
+          <w:b/>
+          <w:bCs/>
+        </w:rPr>
+        <w:t>•   Verify version- and model-specific syntax against the live system — package names, release tags, switch interface naming, IOS command availability. Never state these from memory. This rule has already caught real errors.</w:t>
       </w:r>
     </w:p>
     <w:p>
@@ -998,74 +709,127 @@
           <w:sz w:val="25"/>
           <w:szCs w:val="25"/>
         </w:rPr>
-        <w:t>Standing rules</w:t>
-      </w:r>
-    </w:p>
-    <w:p>
-      <w:pPr>
-        <w:spacing w:before="45" w:after="45"/>
-        <w:ind w:left="340" w:hanging="240"/>
-      </w:pPr>
-      <w:r>
-        <w:t>•   Ask approval before creating any file, document, image, or phase not already scoped in LAB-BLUEPRINT.md.</w:t>
-      </w:r>
-    </w:p>
-    <w:p>
-      <w:pPr>
-        <w:spacing w:before="45" w:after="45"/>
-        <w:ind w:left="340" w:hanging="240"/>
-      </w:pPr>
-      <w:r>
-        <w:t>•   Warn before analyzing screenshots.</w:t>
-      </w:r>
-    </w:p>
-    <w:p>
-      <w:pPr>
-        <w:spacing w:before="45" w:after="45"/>
-        <w:ind w:left="340" w:hanging="240"/>
-      </w:pPr>
-      <w:r>
-        <w:t>•   Flag and check in before pursuing tangents — stay in the current phase's scope.</w:t>
-      </w:r>
-    </w:p>
-    <w:p>
-      <w:pPr>
-        <w:spacing w:before="45" w:after="45"/>
-        <w:ind w:left="340" w:hanging="240"/>
-      </w:pPr>
-      <w:r>
-        <w:t>•   One network change at a time, tested before the next.</w:t>
-      </w:r>
-    </w:p>
-    <w:p>
-      <w:pPr>
-        <w:spacing w:before="45" w:after="45"/>
-        <w:ind w:left="340" w:hanging="240"/>
-      </w:pPr>
-      <w:r>
-        <w:t>•   Confirm console/recovery access before any change that could lock out management. Tested, not assumed.</w:t>
-      </w:r>
-    </w:p>
-    <w:p>
-      <w:pPr>
-        <w:spacing w:before="45" w:after="45"/>
-        <w:ind w:left="340" w:hanging="240"/>
-      </w:pPr>
-      <w:r>
-        <w:t>•   Explain-it-back checkpoints after each phase. The goal is interview-ready understanding, not a black-box lab. Don't rush past a phase because it “works.”</w:t>
-      </w:r>
-    </w:p>
-    <w:p>
-      <w:pPr>
-        <w:spacing w:before="45" w:after="45"/>
-        <w:ind w:left="340" w:hanging="240"/>
-      </w:pPr>
-      <w:r>
-        <w:rPr>
-          <w:b/>
-          <w:bCs/>
-        </w:rPr>
-        <w:t>•   Verify version- and model-specific syntax against the live system — package names, release tags, switch interface naming, IOS command availability. Never state these from memory. This rule has already caught real errors.</w:t>
+        <w:t>Known gotchas — already hit in this environment</w:t>
+      </w:r>
+    </w:p>
+    <w:p>
+      <w:pPr>
+        <w:spacing w:before="45" w:after="45"/>
+        <w:ind w:left="340" w:hanging="340"/>
+      </w:pPr>
+      <w:r>
+        <w:rPr>
+          <w:b/>
+          <w:bCs/>
+          <w:color w:val="2E5A82"/>
+        </w:rPr>
+        <w:t xml:space="preserve">1.   </w:t>
+      </w:r>
+      <w:r>
+        <w:t>Duplicate IP across bridges: Proxmox lets two bridges hold the same static IP, even with one unplugged → ARP ambiguity, silent ping failure, no error. Check ip addr show on BOTH.</w:t>
+      </w:r>
+    </w:p>
+    <w:p>
+      <w:pPr>
+        <w:spacing w:before="45" w:after="45"/>
+        <w:ind w:left="340" w:hanging="340"/>
+      </w:pPr>
+      <w:r>
+        <w:rPr>
+          <w:b/>
+          <w:bCs/>
+          <w:color w:val="2E5A82"/>
+        </w:rPr>
+        <w:t xml:space="preserve">2.   </w:t>
+      </w:r>
+      <w:r>
+        <w:t>Orphaned VM network devices: moving a cable or reassigning a bridge does NOT move any VM's virtual NIC. The VM shows “network unreachable” with no obvious cause. Check every VM's Hardware tab after any bridge change.</w:t>
+      </w:r>
+    </w:p>
+    <w:p>
+      <w:pPr>
+        <w:spacing w:before="45" w:after="45"/>
+        <w:ind w:left="340" w:hanging="340"/>
+      </w:pPr>
+      <w:r>
+        <w:rPr>
+          <w:b/>
+          <w:bCs/>
+          <w:color w:val="2E5A82"/>
+        </w:rPr>
+        <w:t xml:space="preserve">3.   </w:t>
+      </w:r>
+      <w:r>
+        <w:t>R710 is legacy BIOS only — predates UEFI on PowerEdge. iDRAC6 config is Ctrl+E during POST, NOT F2 (five-second window).</w:t>
+      </w:r>
+    </w:p>
+    <w:p>
+      <w:pPr>
+        <w:spacing w:before="45" w:after="45"/>
+        <w:ind w:left="340" w:hanging="340"/>
+      </w:pPr>
+      <w:r>
+        <w:rPr>
+          <w:b/>
+          <w:bCs/>
+          <w:color w:val="2E5A82"/>
+        </w:rPr>
+        <w:t xml:space="preserve">4.   </w:t>
+      </w:r>
+      <w:r>
+        <w:t>iDRAC6 virtual console needs legacy Java Web Start (.jnlp), which modern Windows doesn't support. Prefer monitor+keyboard directly on the server.</w:t>
+      </w:r>
+    </w:p>
+    <w:p>
+      <w:pPr>
+        <w:spacing w:before="45" w:after="45"/>
+        <w:ind w:left="340" w:hanging="340"/>
+      </w:pPr>
+      <w:r>
+        <w:rPr>
+          <w:b/>
+          <w:bCs/>
+          <w:color w:val="2E5A82"/>
+        </w:rPr>
+        <w:lastRenderedPageBreak/>
+        <w:t xml:space="preserve">5.   </w:t>
+      </w:r>
+      <w:r>
+        <w:t>Prior incident: a previous attempt at Cisco + pfSense config via a different AI tool caused a lockout that required a full Proxmox reinstall. The safety gates are why — treat them as non-negotiable.</w:t>
+      </w:r>
+    </w:p>
+    <w:p>
+      <w:pPr>
+        <w:spacing w:before="45" w:after="45"/>
+        <w:ind w:left="340" w:hanging="340"/>
+      </w:pPr>
+      <w:r>
+        <w:rPr>
+          <w:b/>
+          <w:bCs/>
+          <w:color w:val="2E5A82"/>
+        </w:rPr>
+        <w:t xml:space="preserve">6.   </w:t>
+      </w:r>
+      <w:r>
+        <w:t>A NIC showing no link and failing cable/BIOS/iDRAC-log checks may simply never have been brought administratively up (ip link set &lt;iface&gt; up) — not a hardware fault. Check admin state FIRST on any future “no link” symptom.</w:t>
+      </w:r>
+    </w:p>
+    <w:p>
+      <w:pPr>
+        <w:spacing w:before="45" w:after="45"/>
+        <w:ind w:left="340" w:hanging="340"/>
+      </w:pPr>
+      <w:r>
+        <w:rPr>
+          <w:b/>
+          <w:bCs/>
+          <w:color w:val="2E5A82"/>
+        </w:rPr>
+        <w:t xml:space="preserve">7.   </w:t>
+      </w:r>
+      <w:r>
+        <w:t>A build_log.md entry stating a change was made is not proof it’s still true — vmbr1’s default gateway was logged as added, then found missing weeks later with no record of removal. Verify current state (ip route show, etc.) against the live system before trusting a past log entry.</w:t>
       </w:r>
     </w:p>
     <w:p>
@@ -1083,215 +847,23 @@
           <w:sz w:val="25"/>
           <w:szCs w:val="25"/>
         </w:rPr>
-        <w:t>Known gotchas — already hit in this environment</w:t>
-      </w:r>
-    </w:p>
-    <w:p>
-      <w:pPr>
-        <w:spacing w:before="45" w:after="45"/>
-        <w:ind w:left="340" w:hanging="340"/>
-      </w:pPr>
-      <w:r>
-        <w:rPr>
-          <w:b/>
-          <w:bCs/>
-          <w:color w:val="2E5A82"/>
-        </w:rPr>
-        <w:t xml:space="preserve">1.   </w:t>
-      </w:r>
-      <w:r>
-        <w:t xml:space="preserve">Duplicate IP across bridges: </w:t>
-      </w:r>
-      <w:proofErr w:type="spellStart"/>
-      <w:r>
-        <w:t>Proxmox</w:t>
-      </w:r>
-      <w:proofErr w:type="spellEnd"/>
-      <w:r>
-        <w:t xml:space="preserve"> lets two bridges hold the same static IP, even with one unplugged → ARP ambiguity, silent ping failure, no error. Check </w:t>
-      </w:r>
-      <w:proofErr w:type="spellStart"/>
-      <w:r>
-        <w:t>ip</w:t>
-      </w:r>
-      <w:proofErr w:type="spellEnd"/>
-      <w:r>
-        <w:t xml:space="preserve"> </w:t>
-      </w:r>
-      <w:proofErr w:type="spellStart"/>
-      <w:r>
-        <w:t>addr</w:t>
-      </w:r>
-      <w:proofErr w:type="spellEnd"/>
-      <w:r>
-        <w:t xml:space="preserve"> show on BOTH.</w:t>
-      </w:r>
-    </w:p>
-    <w:p>
-      <w:pPr>
-        <w:spacing w:before="45" w:after="45"/>
-        <w:ind w:left="340" w:hanging="340"/>
-      </w:pPr>
-      <w:r>
-        <w:rPr>
-          <w:b/>
-          <w:bCs/>
-          <w:color w:val="2E5A82"/>
-        </w:rPr>
-        <w:t xml:space="preserve">2.   </w:t>
-      </w:r>
-      <w:r>
-        <w:t>Orphaned VM network devices: moving a cable or reassigning a bridge does NOT move any VM's virtual NIC. The VM shows “network unreachable” with no obvious cause. Check every VM's Hardware tab after any bridge change.</w:t>
-      </w:r>
-    </w:p>
-    <w:p>
-      <w:pPr>
-        <w:spacing w:before="45" w:after="45"/>
-        <w:ind w:left="340" w:hanging="340"/>
-      </w:pPr>
-      <w:r>
-        <w:rPr>
-          <w:b/>
-          <w:bCs/>
-          <w:color w:val="2E5A82"/>
-        </w:rPr>
-        <w:t xml:space="preserve">3.   </w:t>
-      </w:r>
-      <w:r>
-        <w:t xml:space="preserve">R710 is legacy BIOS only — predates UEFI on PowerEdge. iDRAC6 config is </w:t>
-      </w:r>
-      <w:proofErr w:type="spellStart"/>
-      <w:r>
-        <w:t>Ctrl+E</w:t>
-      </w:r>
-      <w:proofErr w:type="spellEnd"/>
-      <w:r>
-        <w:t xml:space="preserve"> during POST, NOT F2 (five-second window).</w:t>
-      </w:r>
-    </w:p>
-    <w:p>
-      <w:pPr>
-        <w:spacing w:before="45" w:after="45"/>
-        <w:ind w:left="340" w:hanging="340"/>
-      </w:pPr>
-      <w:r>
-        <w:rPr>
-          <w:b/>
-          <w:bCs/>
-          <w:color w:val="2E5A82"/>
-        </w:rPr>
-        <w:t xml:space="preserve">4.   </w:t>
-      </w:r>
-      <w:r>
-        <w:t>iDRAC6 virtual console needs legacy Java Web Start (.</w:t>
-      </w:r>
-      <w:proofErr w:type="spellStart"/>
-      <w:r>
-        <w:t>jnlp</w:t>
-      </w:r>
-      <w:proofErr w:type="spellEnd"/>
-      <w:r>
-        <w:t xml:space="preserve">), which modern Windows doesn't support. Prefer </w:t>
-      </w:r>
-      <w:proofErr w:type="spellStart"/>
-      <w:r>
-        <w:t>monitor+keyboard</w:t>
-      </w:r>
-      <w:proofErr w:type="spellEnd"/>
-      <w:r>
-        <w:t xml:space="preserve"> directly on the server.</w:t>
-      </w:r>
-    </w:p>
-    <w:p>
-      <w:pPr>
-        <w:spacing w:before="45" w:after="45"/>
-        <w:ind w:left="340" w:hanging="340"/>
-      </w:pPr>
-      <w:r>
-        <w:rPr>
-          <w:b/>
-          <w:bCs/>
-          <w:color w:val="2E5A82"/>
-        </w:rPr>
-        <w:t xml:space="preserve">5.   </w:t>
-      </w:r>
-      <w:r>
-        <w:t xml:space="preserve">Prior incident: a previous attempt at Cisco + </w:t>
-      </w:r>
-      <w:proofErr w:type="spellStart"/>
-      <w:r>
-        <w:t>pfSense</w:t>
-      </w:r>
-      <w:proofErr w:type="spellEnd"/>
-      <w:r>
-        <w:t xml:space="preserve"> config via a different AI tool caused a lockout that required a full </w:t>
-      </w:r>
-      <w:proofErr w:type="spellStart"/>
-      <w:r>
-        <w:t>Proxmox</w:t>
-      </w:r>
-      <w:proofErr w:type="spellEnd"/>
-      <w:r>
-        <w:t xml:space="preserve"> reinstall. The safety gates are why — treat them as non-negotiable.</w:t>
-      </w:r>
-    </w:p>
-    <w:p>
-      <w:pPr>
-        <w:spacing w:before="45" w:after="45"/>
-        <w:ind w:left="340" w:hanging="340"/>
-      </w:pPr>
-      <w:r>
-        <w:rPr>
-          <w:b/>
-          <w:bCs/>
-          <w:color w:val="2E5A82"/>
-        </w:rPr>
-        <w:t xml:space="preserve">6.   </w:t>
-      </w:r>
-      <w:r>
-        <w:t>A NIC showing no link and failing cable/BIOS/iDRAC-log checks may simply never have been brought administratively up (</w:t>
-      </w:r>
-      <w:proofErr w:type="spellStart"/>
-      <w:r>
-        <w:t>ip</w:t>
-      </w:r>
-      <w:proofErr w:type="spellEnd"/>
-      <w:r>
-        <w:t xml:space="preserve"> link set &lt;</w:t>
-      </w:r>
-      <w:proofErr w:type="spellStart"/>
-      <w:r>
-        <w:t>iface</w:t>
-      </w:r>
-      <w:proofErr w:type="spellEnd"/>
-      <w:r>
-        <w:t>&gt; up) — not a hardware fault. Check admin state FIRST on any future “no link” symptom.</w:t>
-      </w:r>
-    </w:p>
-    <w:p>
-      <w:pPr>
-        <w:spacing w:before="45" w:after="45"/>
-        <w:ind w:left="340" w:hanging="340"/>
-      </w:pPr>
-      <w:r>
-        <w:rPr>
-          <w:b/>
-          <w:bCs/>
-          <w:color w:val="2E5A82"/>
-        </w:rPr>
-        <w:lastRenderedPageBreak/>
-        <w:t xml:space="preserve">7.   </w:t>
-      </w:r>
-      <w:r>
-        <w:t>A build_log.md entry stating a change was made is not proof it’s still true — vmbr1’s default gateway was logged as added, then found missing weeks later with no record of removal. Verify current state (</w:t>
-      </w:r>
-      <w:proofErr w:type="spellStart"/>
-      <w:r>
-        <w:t>ip</w:t>
-      </w:r>
-      <w:proofErr w:type="spellEnd"/>
-      <w:r>
-        <w:t xml:space="preserve"> route show, etc.) against the live system before trusting a past log entry.</w:t>
+        <w:t>Related, separate project — do not duplicate</w:t>
+      </w:r>
+    </w:p>
+    <w:p>
+      <w:pPr>
+        <w:spacing w:before="50" w:after="50"/>
+      </w:pPr>
+      <w:r>
+        <w:t>pve-ai / ai-vm (Ollama + Open WebUI) is built and tracked entirely under C:\Users\micha\lab\ai-node\hybrid_ai_node_build_plan.md, with progress in that folder's build_log.md. It is parked at that plan's Phase 6, not started. The SOC lab's Phase E only integrates with it — it does not rebuild it. Read that project's build_log.md rather than assuming state.</w:t>
+      </w:r>
+    </w:p>
+    <w:p>
+      <w:pPr>
+        <w:spacing w:before="50" w:after="50"/>
+      </w:pPr>
+      <w:r>
+        <w:t>A future decision (not started) may cluster pve01 and pve-ai into one Proxmox interface. Unrelated to the SOC lab — flag it if relevant, don't act on it.</w:t>
       </w:r>
     </w:p>
     <w:p>
@@ -1309,107 +881,6 @@
           <w:sz w:val="25"/>
           <w:szCs w:val="25"/>
         </w:rPr>
-        <w:t xml:space="preserve">Related, separate </w:t>
-      </w:r>
-      <w:proofErr w:type="gramStart"/>
-      <w:r>
-        <w:rPr>
-          <w:b/>
-          <w:bCs/>
-          <w:color w:val="1A3A5C"/>
-          <w:sz w:val="25"/>
-          <w:szCs w:val="25"/>
-        </w:rPr>
-        <w:t>project —</w:t>
-      </w:r>
-      <w:proofErr w:type="gramEnd"/>
-      <w:r>
-        <w:rPr>
-          <w:b/>
-          <w:bCs/>
-          <w:color w:val="1A3A5C"/>
-          <w:sz w:val="25"/>
-          <w:szCs w:val="25"/>
-        </w:rPr>
-        <w:t xml:space="preserve"> do not duplicate</w:t>
-      </w:r>
-    </w:p>
-    <w:p>
-      <w:pPr>
-        <w:spacing w:before="50" w:after="50"/>
-      </w:pPr>
-      <w:proofErr w:type="spellStart"/>
-      <w:r>
-        <w:t>pve</w:t>
-      </w:r>
-      <w:proofErr w:type="spellEnd"/>
-      <w:r>
-        <w:t>-ai / ai-</w:t>
-      </w:r>
-      <w:proofErr w:type="spellStart"/>
-      <w:r>
-        <w:t>vm</w:t>
-      </w:r>
-      <w:proofErr w:type="spellEnd"/>
-      <w:r>
-        <w:t xml:space="preserve"> (</w:t>
-      </w:r>
-      <w:proofErr w:type="spellStart"/>
-      <w:r>
-        <w:t>Ollama</w:t>
-      </w:r>
-      <w:proofErr w:type="spellEnd"/>
-      <w:r>
-        <w:t xml:space="preserve"> + Open </w:t>
-      </w:r>
-      <w:proofErr w:type="spellStart"/>
-      <w:r>
-        <w:t>WebUI</w:t>
-      </w:r>
-      <w:proofErr w:type="spellEnd"/>
-      <w:r>
-        <w:t>) is built and tracked entirely under C:\Users\micha\lab\ai-node\hybrid_ai_node_build_plan.md, with progress in that folder's build_log.md. It is parked at that plan's Phase 6, not started. The SOC lab's Phase E only integrates with it — it does not rebuild it. Read that project's build_log.md rather than assuming state.</w:t>
-      </w:r>
-    </w:p>
-    <w:p>
-      <w:pPr>
-        <w:spacing w:before="50" w:after="50"/>
-      </w:pPr>
-      <w:r>
-        <w:t xml:space="preserve">A future decision (not started) may cluster pve01 and </w:t>
-      </w:r>
-      <w:proofErr w:type="spellStart"/>
-      <w:r>
-        <w:t>pve</w:t>
-      </w:r>
-      <w:proofErr w:type="spellEnd"/>
-      <w:r>
-        <w:t xml:space="preserve">-ai into one </w:t>
-      </w:r>
-      <w:proofErr w:type="spellStart"/>
-      <w:r>
-        <w:t>Proxmox</w:t>
-      </w:r>
-      <w:proofErr w:type="spellEnd"/>
-      <w:r>
-        <w:t xml:space="preserve"> interface. Unrelated to the SOC lab — flag it if relevant, don't act on it.</w:t>
-      </w:r>
-    </w:p>
-    <w:p>
-      <w:pPr>
-        <w:pBdr>
-          <w:bottom w:val="single" w:sz="6" w:space="3" w:color="C8D0D8"/>
-        </w:pBdr>
-        <w:spacing w:before="220" w:after="70"/>
-      </w:pPr>
-      <w:r>
-        <w:rPr>
-          <w:b/>
-          <w:bCs/>
-          <w:color w:val="1A3A5C"/>
-          <w:sz w:val="25"/>
-          <w:szCs w:val="25"/>
-        </w:rPr>
         <w:t>Open decisions — not yet made</w:t>
       </w:r>
     </w:p>
@@ -1419,48 +890,16 @@
         <w:ind w:left="340" w:hanging="240"/>
       </w:pPr>
       <w:r>
-        <w:t xml:space="preserve">•   </w:t>
-      </w:r>
-      <w:proofErr w:type="spellStart"/>
-      <w:r>
-        <w:t>pve</w:t>
-      </w:r>
-      <w:proofErr w:type="spellEnd"/>
-      <w:r>
-        <w:t xml:space="preserve">-ai's VLAN. Infra VLAN (behind </w:t>
-      </w:r>
-      <w:proofErr w:type="spellStart"/>
-      <w:r>
-        <w:t>pfSense</w:t>
-      </w:r>
-      <w:proofErr w:type="spellEnd"/>
-      <w:r>
-        <w:t>, but its IPs change and the ai-node docs go stale) vs. staying on the flat home network. Not decided.</w:t>
-      </w:r>
-    </w:p>
-    <w:p>
-      <w:pPr>
-        <w:spacing w:before="45" w:after="45"/>
-        <w:ind w:left="340" w:hanging="240"/>
-      </w:pPr>
-      <w:r>
-        <w:t xml:space="preserve">•   Infra VLAN outbound internet rule. Needed for Docker pulls, apt, </w:t>
-      </w:r>
-      <w:proofErr w:type="spellStart"/>
-      <w:r>
-        <w:t>suricata</w:t>
-      </w:r>
-      <w:proofErr w:type="spellEnd"/>
-      <w:r>
-        <w:t xml:space="preserve">-update, and multi-GB </w:t>
-      </w:r>
-      <w:proofErr w:type="spellStart"/>
-      <w:r>
-        <w:t>Ollama</w:t>
-      </w:r>
-      <w:proofErr w:type="spellEnd"/>
-      <w:r>
-        <w:t xml:space="preserve"> model downloads. Not yet written — only the Range VLAN deny rule is specified.</w:t>
+        <w:t>•   pve-ai's VLAN. Infra VLAN (behind pfSense, but its IPs change and the ai-node docs go stale) vs. staying on the flat home network. Not decided.</w:t>
+      </w:r>
+    </w:p>
+    <w:p>
+      <w:pPr>
+        <w:spacing w:before="45" w:after="45"/>
+        <w:ind w:left="340" w:hanging="240"/>
+      </w:pPr>
+      <w:r>
+        <w:t>•   Infra VLAN outbound internet rule. Needed for Docker pulls, apt, suricata-update, and multi-GB Ollama model downloads. Not yet written — only the Range VLAN deny rule is specified.</w:t>
       </w:r>
     </w:p>
     <w:p>
@@ -1579,10 +1018,10 @@
 <file path=word/numbering.xml><?xml version="1.0" encoding="utf-8"?>
 <w:numbering xmlns:wpc="http://schemas.microsoft.com/office/word/2010/wordprocessingCanvas" xmlns:cx="http://schemas.microsoft.com/office/drawing/2014/chartex" xmlns:cx1="http://schemas.microsoft.com/office/drawing/2015/9/8/chartex" xmlns:cx2="http://schemas.microsoft.com/office/drawing/2015/10/21/chartex" xmlns:cx3="http://schemas.microsoft.com/office/drawing/2016/5/9/chartex" xmlns:cx4="http://schemas.microsoft.com/office/drawing/2016/5/10/chartex" xmlns:cx5="http://schemas.microsoft.com/office/drawing/2016/5/11/chartex" xmlns:cx6="http://schemas.microsoft.com/office/drawing/2016/5/12/chartex" xmlns:cx7="http://schemas.microsoft.com/office/drawing/2016/5/13/chartex" xmlns:cx8="http://schemas.microsoft.com/office/drawing/2016/5/14/chartex" xmlns:mc="http://schemas.openxmlformats.org/markup-compatibility/2006" xmlns:aink="http://schemas.microsoft.com/office/drawing/2016/ink" xmlns:am3d="http://schemas.microsoft.com/office/drawing/2017/model3d" xmlns:o="urn:schemas-microsoft-com:office:office" xmlns:oel="http://schemas.microsoft.com/office/2019/extlst" xmlns:r="http://schemas.openxmlformats.org/officeDocument/2006/relationships" xmlns:m="http://schemas.openxmlformats.org/officeDocument/2006/math" xmlns:v="urn:schemas-microsoft-com:vml" xmlns:wp14="http://schemas.microsoft.com/office/word/2010/wordprocessingDrawing" xmlns:wp="http://schemas.openxmlformats.org/drawingml/2006/wordprocessingDrawing" xmlns:w10="urn:schemas-microsoft-com:office:word" xmlns:w="http://schemas.openxmlformats.org/wordprocessingml/2006/main" xmlns:w14="http://schemas.microsoft.com/office/word/2010/wordml" xmlns:w15="http://schemas.microsoft.com/office/word/2012/wordml" xmlns:w16cex="http://schemas.microsoft.com/office/word/2018/wordml/cex" xmlns:w16cid="http://schemas.microsoft.com/office/word/2016/wordml/cid" xmlns:w16="http://schemas.microsoft.com/office/word/2018/wordml" xmlns:w16du="http://schemas.microsoft.com/office/word/2023/wordml/word16du" xmlns:w16sdtdh="http://schemas.microsoft.com/office/word/2020/wordml/sdtdatahash" xmlns:w16sdtfl="http://schemas.microsoft.com/office/word/2024/wordml/sdtformatlock" xmlns:w16se="http://schemas.microsoft.com/office/word/2015/wordml/symex" xmlns:wpg="http://schemas.microsoft.com/office/word/2010/wordprocessingGroup" xmlns:wpi="http://schemas.microsoft.com/office/word/2010/wordprocessingInk" xmlns:wne="http://schemas.microsoft.com/office/word/2006/wordml" xmlns:wps="http://schemas.microsoft.com/office/word/2010/wordprocessingShape" mc:Ignorable="w14 w15 w16se w16cid w16 w16cex w16sdtdh w16sdtfl w16du wp14">
   <w:abstractNum w:abstractNumId="0" w15:restartNumberingAfterBreak="0">
-    <w:nsid w:val="36285719"/>
+    <w:nsid w:val="2E74582F"/>
     <w:multiLevelType w:val="hybridMultilevel"/>
-    <w:tmpl w:val="76A4029A"/>
-    <w:lvl w:ilvl="0" w:tplc="0DE0A776">
+    <w:tmpl w:val="E75AE8EE"/>
+    <w:lvl w:ilvl="0" w:tplc="7BF04322">
       <w:start w:val="1"/>
       <w:numFmt w:val="bullet"/>
       <w:lvlText w:val="●"/>
@@ -1591,7 +1030,7 @@
         <w:ind w:left="720" w:hanging="360"/>
       </w:pPr>
     </w:lvl>
-    <w:lvl w:ilvl="1" w:tplc="F45C249E">
+    <w:lvl w:ilvl="1" w:tplc="CA1646C8">
       <w:start w:val="1"/>
       <w:numFmt w:val="bullet"/>
       <w:lvlText w:val="○"/>
@@ -1600,7 +1039,7 @@
         <w:ind w:left="1440" w:hanging="360"/>
       </w:pPr>
     </w:lvl>
-    <w:lvl w:ilvl="2" w:tplc="2604CB2E">
+    <w:lvl w:ilvl="2" w:tplc="B5BEE556">
       <w:start w:val="1"/>
       <w:numFmt w:val="bullet"/>
       <w:lvlText w:val="■"/>
@@ -1609,7 +1048,7 @@
         <w:ind w:left="2160" w:hanging="360"/>
       </w:pPr>
     </w:lvl>
-    <w:lvl w:ilvl="3" w:tplc="4DAE5AC2">
+    <w:lvl w:ilvl="3" w:tplc="A01C0128">
       <w:start w:val="1"/>
       <w:numFmt w:val="bullet"/>
       <w:lvlText w:val="●"/>
@@ -1618,7 +1057,7 @@
         <w:ind w:left="2880" w:hanging="360"/>
       </w:pPr>
     </w:lvl>
-    <w:lvl w:ilvl="4" w:tplc="4D262CEE">
+    <w:lvl w:ilvl="4" w:tplc="BB40FDA2">
       <w:start w:val="1"/>
       <w:numFmt w:val="bullet"/>
       <w:lvlText w:val="○"/>
@@ -1627,7 +1066,7 @@
         <w:ind w:left="3600" w:hanging="360"/>
       </w:pPr>
     </w:lvl>
-    <w:lvl w:ilvl="5" w:tplc="1E646C8C">
+    <w:lvl w:ilvl="5" w:tplc="F71C8146">
       <w:start w:val="1"/>
       <w:numFmt w:val="bullet"/>
       <w:lvlText w:val="■"/>
@@ -1636,7 +1075,7 @@
         <w:ind w:left="4320" w:hanging="360"/>
       </w:pPr>
     </w:lvl>
-    <w:lvl w:ilvl="6" w:tplc="CBA04110">
+    <w:lvl w:ilvl="6" w:tplc="F0D8393E">
       <w:start w:val="1"/>
       <w:numFmt w:val="bullet"/>
       <w:lvlText w:val="●"/>
@@ -1645,7 +1084,7 @@
         <w:ind w:left="5040" w:hanging="360"/>
       </w:pPr>
     </w:lvl>
-    <w:lvl w:ilvl="7" w:tplc="5692B68C">
+    <w:lvl w:ilvl="7" w:tplc="68DE81BC">
       <w:start w:val="1"/>
       <w:numFmt w:val="bullet"/>
       <w:lvlText w:val="●"/>
@@ -1654,7 +1093,7 @@
         <w:ind w:left="5760" w:hanging="360"/>
       </w:pPr>
     </w:lvl>
-    <w:lvl w:ilvl="8" w:tplc="8BD2997E">
+    <w:lvl w:ilvl="8" w:tplc="83E0BC4E">
       <w:start w:val="1"/>
       <w:numFmt w:val="bullet"/>
       <w:lvlText w:val="●"/>
@@ -1664,7 +1103,7 @@
       </w:pPr>
     </w:lvl>
   </w:abstractNum>
-  <w:num w:numId="1" w16cid:durableId="1581332418">
+  <w:num w:numId="1" w16cid:durableId="1255162832">
     <w:abstractNumId w:val="0"/>
     <w:lvlOverride w:ilvl="0">
       <w:startOverride w:val="1"/>
